--- a/Streams/ReadableStreamBYOBRequest/index.docx
+++ b/Streams/ReadableStreamBYOBRequest/index.docx
@@ -31,9 +31,15 @@
       </w:r>
     </w:p>
     <w:p>
-      <w:r>
-        <w:rPr>
-          <w:rFonts w:hint="eastAsia"/>
+      <w:pPr>
+        <w:rPr>
+          <w:color w:val="FF0000"/>
+        </w:rPr>
+      </w:pPr>
+      <w:r>
+        <w:rPr>
+          <w:rFonts w:hint="eastAsia"/>
+          <w:color w:val="FF0000"/>
         </w:rPr>
         <w:t>就是当用户请求</w:t>
       </w:r>
@@ -41,6 +47,7 @@
       <w:r>
         <w:rPr>
           <w:rFonts w:hint="eastAsia"/>
+          <w:color w:val="FF0000"/>
         </w:rPr>
         <w:t>流数据</w:t>
       </w:r>
@@ -48,6 +55,7 @@
       <w:r>
         <w:rPr>
           <w:rFonts w:hint="eastAsia"/>
+          <w:color w:val="FF0000"/>
         </w:rPr>
         <w:t>然后不够了的时候，</w:t>
       </w:r>
@@ -55,6 +63,7 @@
       <w:r>
         <w:rPr>
           <w:rFonts w:hint="eastAsia"/>
+          <w:color w:val="FF0000"/>
         </w:rPr>
         <w:t>ReadableByteStreamController.byobRequest</w:t>
       </w:r>
@@ -62,6 +71,7 @@
       <w:r>
         <w:rPr>
           <w:rFonts w:hint="eastAsia"/>
+          <w:color w:val="FF0000"/>
         </w:rPr>
         <w:t>就会出现值，这个</w:t>
       </w:r>
@@ -69,6 +79,7 @@
       <w:r>
         <w:rPr>
           <w:rFonts w:hint="eastAsia"/>
+          <w:color w:val="FF0000"/>
         </w:rPr>
         <w:t>类用于</w:t>
       </w:r>
@@ -76,30 +87,35 @@
       <w:r>
         <w:rPr>
           <w:rFonts w:hint="eastAsia"/>
+          <w:color w:val="FF0000"/>
         </w:rPr>
         <w:t>给请求流的</w:t>
       </w:r>
       <w:r>
         <w:rPr>
           <w:rFonts w:hint="eastAsia"/>
+          <w:color w:val="FF0000"/>
         </w:rPr>
         <w:t>reader</w:t>
       </w:r>
       <w:r>
         <w:rPr>
           <w:rFonts w:hint="eastAsia"/>
+          <w:color w:val="FF0000"/>
         </w:rPr>
         <w:t>继续提供数据，利用</w:t>
       </w:r>
       <w:r>
         <w:rPr>
           <w:rFonts w:hint="eastAsia"/>
+          <w:color w:val="FF0000"/>
         </w:rPr>
         <w:t>respond()</w:t>
       </w:r>
       <w:r>
         <w:rPr>
           <w:rFonts w:hint="eastAsia"/>
+          <w:color w:val="FF0000"/>
         </w:rPr>
         <w:t>方法。</w:t>
       </w:r>
@@ -648,7 +664,6 @@
     <w:p>
       <w:pPr>
         <w:rPr>
-          <w:rFonts w:hint="eastAsia"/>
           <w:color w:val="FF0000"/>
         </w:rPr>
       </w:pPr>
@@ -739,7 +754,6 @@
     <w:p>
       <w:pPr>
         <w:rPr>
-          <w:rFonts w:hint="eastAsia"/>
           <w:color w:val="FF0000"/>
         </w:rPr>
       </w:pPr>
@@ -835,11 +849,6 @@
       </w:hyperlink>
     </w:p>
     <w:p>
-      <w:pPr>
-        <w:rPr>
-          <w:rFonts w:hint="eastAsia"/>
-        </w:rPr>
-      </w:pPr>
       <w:r>
         <w:t>作为参数传递的相关联的可读字节流视图的信号应该被传输到可读字节流的使用者。这个新视图必须使用与原始视图相同的缓冲区</w:t>
       </w:r>
@@ -910,11 +919,6 @@
       </w:r>
     </w:p>
     <w:p>
-      <w:pPr>
-        <w:rPr>
-          <w:rFonts w:hint="eastAsia"/>
-        </w:rPr>
-      </w:pPr>
       <w:proofErr w:type="spellStart"/>
       <w:r>
         <w:rPr>
@@ -965,11 +969,6 @@
       </w:r>
     </w:p>
     <w:p>
-      <w:pPr>
-        <w:rPr>
-          <w:rFonts w:hint="eastAsia"/>
-        </w:rPr>
-      </w:pPr>
       <w:r>
         <w:rPr>
           <w:rFonts w:hint="eastAsia"/>
@@ -1034,11 +1033,6 @@
       </w:r>
     </w:p>
     <w:p>
-      <w:pPr>
-        <w:rPr>
-          <w:rFonts w:hint="eastAsia"/>
-        </w:rPr>
-      </w:pPr>
       <w:r>
         <w:rPr>
           <w:rFonts w:hint="eastAsia"/>
@@ -1207,6 +1201,7 @@
         <w:docPartUnique/>
       </w:docPartObj>
     </w:sdtPr>
+    <w:sdtEndPr/>
     <w:sdtContent>
       <w:p>
         <w:pPr>
